--- a/documentacion/02_Technical_Report_EN.docx
+++ b/documentacion/02_Technical_Report_EN.docx
@@ -2097,7 +2097,7 @@
         <w:jc w:val="both"/>
       </w:pPr>
       <w:r>
-        <w:t xml:space="preserve">Nominal cover 5 cm. Elastic moduli are those of the CYPECAD listing, Ec = 8500·(fck+8)^(1/3) MPa.</w:t>
+        <w:t xml:space="preserve">Nominal cover 5 cm. Elastic moduli are those of the CYPECAD listing, which match Ec = 0.9 × 22 000·(fcm/10)^0.3 MPa with fcm = fck + 8 (Eurocode 2 Ecm reduced by 10 % for limestone aggregate): 30 669 MPa for HA-35 and 33 550 MPa for HA-50.</w:t>
       </w:r>
     </w:p>
     <w:p>
